--- a/profile/cv/generated/Saif_ur_Rehman_CV_squoosh-ai_squoosh-ai-full-stack-engineer-full-time-remote-phd-research.docx
+++ b/profile/cv/generated/Saif_ur_Rehman_CV_squoosh-ai_squoosh-ai-full-stack-engineer-full-time-remote-phd-research.docx
@@ -87,7 +87,7 @@
           <w:i w:val="0"/>
           <w:sz w:val="21"/>
         </w:rPr>
-        <w:t>Full Stack Developer with 4+ years shipping production web and mobile software, currently lead developer on a medical practice-management suite for the German and Austrian market. Comfortable across Angular, React and Next.js on the front end with Node.js and Python behind them, and experienced in the regulated-domain work that goes with it: clinical documentation, statutory insurance billing, multi-tenancy and offline-first synchronisation.</w:t>
+        <w:t>Lead Full Stack Developer with 4+ years of experience building and delivering production web and mobile applications. Experienced in owning products from architecture and UI design through development, deployment, and ongoing improvement. Currently leading development of a healthcare practice-management and patient-booking platform used by 20+ therapists and more than 10,000 patients across Germany and Austria. Strong background in Angular, React, Next.js, Node.js, TypeScript, real-time systems, healthcare workflows, cloud infrastructure, and team leadership.</w:t>
       </w:r>
     </w:p>
     <w:p>
@@ -123,26 +123,7 @@
         <w:rPr>
           <w:sz w:val="21"/>
         </w:rPr>
-        <w:t>Angular, React, Next.js, Ionic, React Native, Flutter, TypeScript, RxJS, NgRx Signals, Redux, Tailwind CSS, Angular Material, PrimeNG</w:t>
-      </w:r>
-    </w:p>
-    <w:p>
-      <w:pPr>
-        <w:spacing w:after="30"/>
-        <w:jc w:val="both"/>
-      </w:pPr>
-      <w:r>
-        <w:rPr>
-          <w:b/>
-          <w:sz w:val="21"/>
-        </w:rPr>
-        <w:t xml:space="preserve">Languages: </w:t>
-      </w:r>
-      <w:r>
-        <w:rPr>
-          <w:sz w:val="21"/>
-        </w:rPr>
-        <w:t>TypeScript, JavaScript (ES6+), Python, SQL, HTML5, CSS3</w:t>
+        <w:t>Angular, React, Next.js, Ionic, RxJS, NgRx, Redux, Tailwind CSS, Angular Material, PrimeNG</w:t>
       </w:r>
     </w:p>
     <w:p>
@@ -161,7 +142,26 @@
         <w:rPr>
           <w:sz w:val="21"/>
         </w:rPr>
-        <w:t>Flutter, React Native, Capacitor, iOS, Android</w:t>
+        <w:t>Ionic, React Native, Flutter</w:t>
+      </w:r>
+    </w:p>
+    <w:p>
+      <w:pPr>
+        <w:spacing w:after="30"/>
+        <w:jc w:val="both"/>
+      </w:pPr>
+      <w:r>
+        <w:rPr>
+          <w:b/>
+          <w:sz w:val="21"/>
+        </w:rPr>
+        <w:t xml:space="preserve">Programming Languages: </w:t>
+      </w:r>
+      <w:r>
+        <w:rPr>
+          <w:sz w:val="21"/>
+        </w:rPr>
+        <w:t>TypeScript, JavaScript, Python, SQL, HTML5, CSS3</w:t>
       </w:r>
     </w:p>
     <w:p>
@@ -180,7 +180,7 @@
         <w:rPr>
           <w:sz w:val="21"/>
         </w:rPr>
-        <w:t>Node.js, NestJS, Express.js, FastAPI, REST APIs, WebSockets / Socket.IO, Firebase Functions, Microservices</w:t>
+        <w:t>Node.js, NestJS, Express.js, FastAPI, REST APIs, WebSockets, Socket.IO, Firebase Functions, Microservices</w:t>
       </w:r>
     </w:p>
     <w:p>
@@ -193,32 +193,13 @@
           <w:b/>
           <w:sz w:val="21"/>
         </w:rPr>
-        <w:t xml:space="preserve">Cloud &amp; DevOps: </w:t>
+        <w:t xml:space="preserve">Cloud and DevOps: </w:t>
       </w:r>
       <w:r>
         <w:rPr>
           <w:sz w:val="21"/>
         </w:rPr>
-        <w:t>AWS (EC2, S3, Lambda, SNS), Docker, CI/CD, GitHub Actions, Vercel, Nginx</w:t>
-      </w:r>
-    </w:p>
-    <w:p>
-      <w:pPr>
-        <w:spacing w:after="30"/>
-        <w:jc w:val="both"/>
-      </w:pPr>
-      <w:r>
-        <w:rPr>
-          <w:b/>
-          <w:sz w:val="21"/>
-        </w:rPr>
-        <w:t xml:space="preserve">Data: </w:t>
-      </w:r>
-      <w:r>
-        <w:rPr>
-          <w:sz w:val="21"/>
-        </w:rPr>
-        <w:t>Python web scraping, Scrapy / BeautifulSoup / Playwright, ETL pipelines, Data normalisation</w:t>
+        <w:t>AWS EC2, AWS S3, AWS Lambda, AWS SNS, Docker, Nginx, GitHub Actions, CI/CD, Vercel</w:t>
       </w:r>
     </w:p>
     <w:p>
@@ -237,7 +218,7 @@
         <w:rPr>
           <w:sz w:val="21"/>
         </w:rPr>
-        <w:t>PostgreSQL, MongoDB, MySQL, MariaDB, Redis, Firebase Firestore, TypeORM, Prisma, Sequelize, Mongoose</w:t>
+        <w:t>PostgreSQL, MongoDB, MySQL, MariaDB, Redis, Firestore, TypeORM, Prisma, Sequelize, Mongoose</w:t>
       </w:r>
     </w:p>
     <w:p>
@@ -250,51 +231,13 @@
           <w:b/>
           <w:sz w:val="21"/>
         </w:rPr>
-        <w:t xml:space="preserve">Domain: </w:t>
+        <w:t xml:space="preserve">Integrations and Testing: </w:t>
       </w:r>
       <w:r>
         <w:rPr>
           <w:sz w:val="21"/>
         </w:rPr>
-        <w:t>Healthcare / practice management, Clinical documentation, Statutory health-insurance billing, Appointment scheduling, Multi-tenant architecture, Offline-first &amp; conflict resolution, GDPR</w:t>
-      </w:r>
-    </w:p>
-    <w:p>
-      <w:pPr>
-        <w:spacing w:after="30"/>
-        <w:jc w:val="both"/>
-      </w:pPr>
-      <w:r>
-        <w:rPr>
-          <w:b/>
-          <w:sz w:val="21"/>
-        </w:rPr>
-        <w:t xml:space="preserve">Integrations: </w:t>
-      </w:r>
-      <w:r>
-        <w:rPr>
-          <w:sz w:val="21"/>
-        </w:rPr>
-        <w:t>Stripe, Twilio, Firebase Cloud Messaging, OAuth 2.0, Payment Gateways</w:t>
-      </w:r>
-    </w:p>
-    <w:p>
-      <w:pPr>
-        <w:spacing w:after="30"/>
-        <w:jc w:val="both"/>
-      </w:pPr>
-      <w:r>
-        <w:rPr>
-          <w:b/>
-          <w:sz w:val="21"/>
-        </w:rPr>
-        <w:t xml:space="preserve">Practices &amp; Tools: </w:t>
-      </w:r>
-      <w:r>
-        <w:rPr>
-          <w:sz w:val="21"/>
-        </w:rPr>
-        <w:t>Agile / Scrum, Code review, Playwright end-to-end testing, Unit &amp; integration testing, i18n (DE/EN), Versioned internal libraries, Trunk-based Git, Technical documentation, Client communication, Git, GitHub, Bitbucket, Jira, Figma, ESLint, SonarQube, Postman, Android Studio, Xcode</w:t>
+        <w:t>Stripe, Twilio, Firebase Cloud Messaging, OAuth, third-party APIs, Playwright, Git, GitHub</w:t>
       </w:r>
     </w:p>
     <w:p>
@@ -324,7 +267,7 @@
           <w:i w:val="0"/>
           <w:sz w:val="22"/>
         </w:rPr>
-        <w:t>Full Stack Developer</w:t>
+        <w:t>Lead Full Stack Developer</w:t>
       </w:r>
     </w:p>
     <w:p>
@@ -338,7 +281,7 @@
           <w:color w:val="444444"/>
           <w:sz w:val="20"/>
         </w:rPr>
-        <w:t>TMN Development KG - Austria  |  Mar 2025 - Present</w:t>
+        <w:t>TMN Development KG - Innsbruck, Austria  |  Mar 2025 - Present</w:t>
       </w:r>
     </w:p>
     <w:p>
@@ -351,7 +294,7 @@
         <w:rPr>
           <w:sz w:val="21"/>
         </w:rPr>
-        <w:t>•  Lead developer on Ludwig, a medical practice-management and patient-booking suite for physiotherapy and doctors' practices in Germany and Austria, owning features end to end from data model and API integration through to the interface.</w:t>
+        <w:t>•  Lead the development of Ludwig, a production healthcare practice-management and patient-booking platform used by 20+ therapists and more than 10,000 patients across Germany and Austria.</w:t>
       </w:r>
     </w:p>
     <w:p>
@@ -364,7 +307,7 @@
         <w:rPr>
           <w:sz w:val="21"/>
         </w:rPr>
-        <w:t>•  Built clinical documentation to the standards Austrian and German practices are legally required to keep, including an anatomical body chart stored as structured data so it opens unchanged on any client.</w:t>
+        <w:t>•  Built Ludwig largely from scratch, owning product architecture, UI design, frontend development, backend integration, testing, deployment, and ongoing improvements.</w:t>
       </w:r>
     </w:p>
     <w:p>
@@ -377,7 +320,7 @@
         <w:rPr>
           <w:sz w:val="21"/>
         </w:rPr>
-        <w:t>•  Delivered statutory health-insurance invoicing: tariff-priced position lines, gap-free invoice numbering per company, and PDF export with SEPA payment QR codes.</w:t>
+        <w:t>•  Work directly with the CEO to translate business requirements into scalable technical solutions and user-friendly healthcare workflows.</w:t>
       </w:r>
     </w:p>
     <w:p>
@@ -390,7 +333,7 @@
         <w:rPr>
           <w:sz w:val="21"/>
         </w:rPr>
-        <w:t>•  Implemented multi-tenancy on two axes, so one deployment serves many practices while practice groups partition patients, invoicing and outbound mail across sub-companies.</w:t>
+        <w:t>•  Developed clinical documentation, patient management, appointment scheduling, recurring bookings, resource management, therapist absences, waiting lists, available time slots, and statutory health insurance invoicing.</w:t>
       </w:r>
     </w:p>
     <w:p>
@@ -403,7 +346,7 @@
         <w:rPr>
           <w:sz w:val="21"/>
         </w:rPr>
-        <w:t>•  Built offline-first working with two-way synchronisation and conflict review, so practitioners keep working in the field without overwriting colleagues' changes.</w:t>
+        <w:t>•  Implemented multi-tenant architecture and offline-first synchronization with conflict handling to support reliable usage across practices and environments.</w:t>
       </w:r>
     </w:p>
     <w:p>
@@ -416,7 +359,7 @@
         <w:rPr>
           <w:sz w:val="21"/>
         </w:rPr>
-        <w:t>•  Shipped a configuration-driven patient booking wizard in Next.js and React, with per-practice theming, one-time-code login and embeddable appointment and course booking.</w:t>
+        <w:t>•  Develop responsive web and mobile experiences using Angular, Ionic, TypeScript, Next.js, React, and Flutter.</w:t>
       </w:r>
     </w:p>
     <w:p>
@@ -429,7 +372,20 @@
         <w:rPr>
           <w:sz w:val="21"/>
         </w:rPr>
-        <w:t>•  Delivered three further products alongside Ludwig: a business-connector application, a business-card manager for company details, and a national public registry of deceased persons.</w:t>
+        <w:t>•  Guide a team of 3-4 engineers across additional products through technical direction, code reviews, implementation support, and delivery guidance.</w:t>
+      </w:r>
+    </w:p>
+    <w:p>
+      <w:pPr>
+        <w:spacing w:after="30"/>
+        <w:ind w:left="317" w:hanging="202"/>
+        <w:jc w:val="both"/>
+      </w:pPr>
+      <w:r>
+        <w:rPr>
+          <w:sz w:val="21"/>
+        </w:rPr>
+        <w:t>•  Contributed to additional products including a business connector, business-card management platform, and regional public registry platform for recently deceased persons.</w:t>
       </w:r>
     </w:p>
     <w:p>
@@ -443,7 +399,7 @@
           <w:color w:val="444444"/>
           <w:sz w:val="19"/>
         </w:rPr>
-        <w:t>Stack: Angular 19, Ionic 8, TypeScript, Next.js 16, React 19, Flutter, RxJS, NgRx Signals, Tailwind CSS, Playwright</w:t>
+        <w:t>Stack: Angular 19, Ionic 8, TypeScript, Next.js 16, React 19, Flutter, RxJS, NgRx Signals, Tailwind CSS, Playwright, PDF workflows</w:t>
       </w:r>
     </w:p>
     <w:p>
@@ -456,7 +412,7 @@
           <w:i w:val="0"/>
           <w:sz w:val="22"/>
         </w:rPr>
-        <w:t>Full Stack Developer</w:t>
+        <w:t>Full Stack Developer | Team Lead</w:t>
       </w:r>
     </w:p>
     <w:p>
@@ -483,7 +439,7 @@
         <w:rPr>
           <w:sz w:val="21"/>
         </w:rPr>
-        <w:t>•  Led delivery on client platforms across logistics, marketplace, real-estate and field-service products, from architecture through release.</w:t>
+        <w:t>•  Led a team of 5-10 developers delivering full stack web and mobile applications for logistics, marketplaces, real estate, and field-service businesses.</w:t>
       </w:r>
     </w:p>
     <w:p>
@@ -496,7 +452,7 @@
         <w:rPr>
           <w:sz w:val="21"/>
         </w:rPr>
-        <w:t>•  Built real-time features including chat, group messaging, push notifications and live order tracking across web and mobile clients.</w:t>
+        <w:t>•  Designed and developed scalable frontend and backend systems using React, Angular, Next.js, Node.js, NestJS, and React Native.</w:t>
       </w:r>
     </w:p>
     <w:p>
@@ -509,7 +465,7 @@
         <w:rPr>
           <w:sz w:val="21"/>
         </w:rPr>
-        <w:t>•  Designed REST APIs over MongoDB, MariaDB and Redis, tuning queries and caching to keep dashboards responsive at scale.</w:t>
+        <w:t>•  Built real-time communication features including chat, group messaging, push notifications, live order tracking, and operational status updates.</w:t>
       </w:r>
     </w:p>
     <w:p>
@@ -522,7 +478,7 @@
         <w:rPr>
           <w:sz w:val="21"/>
         </w:rPr>
-        <w:t>•  Integrated payment providers and third-party APIs to automate order and fulfilment flows.</w:t>
+        <w:t>•  Developed REST APIs and backend services using MongoDB, MariaDB, Redis, Firebase, and Node.js.</w:t>
       </w:r>
     </w:p>
     <w:p>
@@ -535,7 +491,20 @@
         <w:rPr>
           <w:sz w:val="21"/>
         </w:rPr>
-        <w:t>•  Mentored junior developers, ran code reviews, and handled client requirements and delivery planning directly.</w:t>
+        <w:t>•  Integrated payment gateways, third-party services, cloud infrastructure, and notification systems into client-facing platforms.</w:t>
+      </w:r>
+    </w:p>
+    <w:p>
+      <w:pPr>
+        <w:spacing w:after="30"/>
+        <w:ind w:left="317" w:hanging="202"/>
+        <w:jc w:val="both"/>
+      </w:pPr>
+      <w:r>
+        <w:rPr>
+          <w:sz w:val="21"/>
+        </w:rPr>
+        <w:t>•  Conducted code reviews, mentored junior developers, clarified client requirements, and supported delivery planning and technical decision-making.</w:t>
       </w:r>
     </w:p>
     <w:p>
@@ -549,61 +518,7 @@
           <w:color w:val="444444"/>
           <w:sz w:val="19"/>
         </w:rPr>
-        <w:t>Stack: React, Angular, Next.js, React Native, Node.js, NestJS, MongoDB, MariaDB, Redis, Firebase, AWS, Docker</w:t>
-      </w:r>
-    </w:p>
-    <w:p>
-      <w:pPr>
-        <w:spacing w:before="120" w:after="0"/>
-      </w:pPr>
-      <w:r>
-        <w:rPr>
-          <w:b/>
-          <w:i w:val="0"/>
-          <w:sz w:val="22"/>
-        </w:rPr>
-        <w:t>Web Developer Intern</w:t>
-      </w:r>
-    </w:p>
-    <w:p>
-      <w:pPr>
-        <w:spacing w:before="0" w:after="40"/>
-      </w:pPr>
-      <w:r>
-        <w:rPr>
-          <w:b w:val="0"/>
-          <w:i/>
-          <w:color w:val="444444"/>
-          <w:sz w:val="20"/>
-        </w:rPr>
-        <w:t>Innovage.io - Pakistan  |  Apr 2022 - Aug 2022</w:t>
-      </w:r>
-    </w:p>
-    <w:p>
-      <w:pPr>
-        <w:spacing w:after="30"/>
-        <w:ind w:left="317" w:hanging="202"/>
-        <w:jc w:val="both"/>
-      </w:pPr>
-      <w:r>
-        <w:rPr>
-          <w:sz w:val="21"/>
-        </w:rPr>
-        <w:t>•  Built responsive interfaces and integrated payment and geolocation APIs into client web applications, with backend support and manual testing.</w:t>
-      </w:r>
-    </w:p>
-    <w:p>
-      <w:pPr>
-        <w:spacing w:before="20" w:after="20"/>
-      </w:pPr>
-      <w:r>
-        <w:rPr>
-          <w:b w:val="0"/>
-          <w:i/>
-          <w:color w:val="444444"/>
-          <w:sz w:val="19"/>
-        </w:rPr>
-        <w:t>Stack: React, JavaScript, Node.js, REST APIs</w:t>
+        <w:t>Stack: React, Angular, Next.js, React Native, Node.js, NestJS, MongoDB, MariaDB, Redis, Firebase, AWS, Docker, REST APIs</w:t>
       </w:r>
     </w:p>
     <w:p>
@@ -633,7 +548,7 @@
           <w:i w:val="0"/>
           <w:sz w:val="21"/>
         </w:rPr>
-        <w:t>Ludwig Practice Suite - Medical Practice Software (Germany / Austria)</w:t>
+        <w:t>Ludwig Practice Suite - Healthcare Practice Management and Patient Booking Platform</w:t>
       </w:r>
     </w:p>
     <w:p>
@@ -660,7 +575,7 @@
         <w:rPr>
           <w:sz w:val="21"/>
         </w:rPr>
-        <w:t>•  Lead contributor to the practice dashboard, covering calendar, patients, clinical documentation, invoicing, courses and insurance tariffs in Angular and Ionic.</w:t>
+        <w:t>•  Developed patient management, clinical documentation, appointment scheduling, recurring bookings, therapist availability, waiting lists, resource management, and statutory insurance invoicing.</w:t>
       </w:r>
     </w:p>
     <w:p>
@@ -673,47 +588,7 @@
         <w:rPr>
           <w:sz w:val="21"/>
         </w:rPr>
-        <w:t>•  Built appointment scheduling against real constraints: recurring series, practitioner and room resources, absences, waiting lists and free-slot computation.</w:t>
-      </w:r>
-    </w:p>
-    <w:p>
-      <w:pPr>
-        <w:spacing w:before="100" w:after="0"/>
-      </w:pPr>
-      <w:r>
-        <w:rPr>
-          <w:b/>
-          <w:i w:val="0"/>
-          <w:sz w:val="21"/>
-        </w:rPr>
-        <w:t>Meine Termine - White-label Appointment Booking</w:t>
-      </w:r>
-    </w:p>
-    <w:p>
-      <w:pPr>
-        <w:spacing w:before="0" w:after="40"/>
-      </w:pPr>
-      <w:r>
-        <w:rPr>
-          <w:b w:val="0"/>
-          <w:i/>
-          <w:color w:val="444444"/>
-          <w:sz w:val="19"/>
-        </w:rPr>
-        <w:t>Next.js, React, TypeScript, Multi-tenant</w:t>
-      </w:r>
-    </w:p>
-    <w:p>
-      <w:pPr>
-        <w:spacing w:after="30"/>
-        <w:ind w:left="317" w:hanging="202"/>
-        <w:jc w:val="both"/>
-      </w:pPr>
-      <w:r>
-        <w:rPr>
-          <w:sz w:val="21"/>
-        </w:rPr>
-        <w:t>•  Principal contributor to a multi-tenant white-label booking wizard, the predecessor of Ludwig's patient-facing flow.</w:t>
+        <w:t>•  Built web and mobile interfaces with Angular, Ionic, React, Next.js, and Flutter, including offline-first synchronization, multi-tenancy, PDF workflows, and Playwright testing.</w:t>
       </w:r>
     </w:p>
     <w:p>
@@ -767,6 +642,46 @@
           <w:sz w:val="21"/>
         </w:rPr>
         <w:t>•  Built a custom CRM for listings, leads and property-demo bookings.</w:t>
+      </w:r>
+    </w:p>
+    <w:p>
+      <w:pPr>
+        <w:spacing w:before="100" w:after="0"/>
+      </w:pPr>
+      <w:r>
+        <w:rPr>
+          <w:b/>
+          <w:i w:val="0"/>
+          <w:sz w:val="21"/>
+        </w:rPr>
+        <w:t>Meine Termine - White-label Appointment Booking</w:t>
+      </w:r>
+    </w:p>
+    <w:p>
+      <w:pPr>
+        <w:spacing w:before="0" w:after="40"/>
+      </w:pPr>
+      <w:r>
+        <w:rPr>
+          <w:b w:val="0"/>
+          <w:i/>
+          <w:color w:val="444444"/>
+          <w:sz w:val="19"/>
+        </w:rPr>
+        <w:t>Next.js, React, TypeScript, Multi-tenant</w:t>
+      </w:r>
+    </w:p>
+    <w:p>
+      <w:pPr>
+        <w:spacing w:after="30"/>
+        <w:ind w:left="317" w:hanging="202"/>
+        <w:jc w:val="both"/>
+      </w:pPr>
+      <w:r>
+        <w:rPr>
+          <w:sz w:val="21"/>
+        </w:rPr>
+        <w:t>•  Principal contributor to a multi-tenant white-label booking wizard, the predecessor of Ludwig's patient-facing flow.</w:t>
       </w:r>
     </w:p>
     <w:p>
